--- a/flow/20230914_vu_template/drafts/2024-02-u/04-НД-Гл.2-Ісидора.docx
+++ b/flow/20230914_vu_template/drafts/2024-02-u/04-НД-Гл.2-Ісидора.docx
@@ -3,33 +3,30 @@
 <w:document xmlns:mc="http://schemas.openxmlformats.org/markup-compatibility/2006" xmlns:o="urn:schemas-microsoft-com:office:office" xmlns:r="http://schemas.openxmlformats.org/officeDocument/2006/relationships" xmlns:m="http://schemas.openxmlformats.org/officeDocument/2006/math" xmlns:v="urn:schemas-microsoft-com:vml" xmlns:wp="http://schemas.openxmlformats.org/drawingml/2006/wordprocessingDrawing" xmlns:w10="urn:schemas-microsoft-com:office:word" xmlns:w="http://schemas.openxmlformats.org/wordprocessingml/2006/main" xmlns:wne="http://schemas.microsoft.com/office/word/2006/wordml" xmlns:sl="http://schemas.openxmlformats.org/schemaLibrary/2006/main" xmlns:a="http://schemas.openxmlformats.org/drawingml/2006/main" xmlns:pic="http://schemas.openxmlformats.org/drawingml/2006/picture" xmlns:c="http://schemas.openxmlformats.org/drawingml/2006/chart" xmlns:lc="http://schemas.openxmlformats.org/drawingml/2006/lockedCanvas" xmlns:dgm="http://schemas.openxmlformats.org/drawingml/2006/diagram" xmlns:wps="http://schemas.microsoft.com/office/word/2010/wordprocessingShape" xmlns:wpg="http://schemas.microsoft.com/office/word/2010/wordprocessingGroup" xmlns:w14="http://schemas.microsoft.com/office/word/2010/wordml" xmlns:w15="http://schemas.microsoft.com/office/word/2012/wordml">
   <w:body>
     <w:p>
-      <w:pPr>
-        <w:spacing w:after="120" w:lineRule="auto"/>
-        <w:rPr>
-          <w:rFonts w:ascii="Times New Roman" w:cs="Times New Roman" w:eastAsia="Times New Roman" w:hAnsi="Times New Roman"/>
-          <w:sz w:val="24"/>
-          <w:szCs w:val="24"/>
-        </w:rPr>
-      </w:pPr>
-      <w:r>
-        <w:rPr>
-          <w:rtl w:val="0"/>
-        </w:rPr>
-      </w:r>
-    </w:p>
-    <w:p>
-      <w:pPr>
-        <w:spacing w:after="120" w:lineRule="auto"/>
-        <w:rPr>
-          <w:rFonts w:ascii="Times New Roman" w:cs="Times New Roman" w:eastAsia="Times New Roman" w:hAnsi="Times New Roman"/>
-          <w:sz w:val="24"/>
-          <w:szCs w:val="24"/>
-        </w:rPr>
-      </w:pPr>
-      <w:r>
-        <w:rPr>
-          <w:rtl w:val="0"/>
-        </w:rPr>
+      <w:r>
+        <w:rPr>
+          <w:rFonts w:ascii="Times New Roman" w:hAnsi="Times New Roman"/>
+          <w:sz w:val="24"/>
+        </w:rPr>
+        <w:t>Лютий 4 Неділя</w:t>
+      </w:r>
+    </w:p>
+    <w:p>
+      <w:r>
+        <w:rPr>
+          <w:rFonts w:ascii="Times New Roman" w:hAnsi="Times New Roman"/>
+          <w:sz w:val="24"/>
+        </w:rPr>
+        <w:t>Неділя 35 по П'ятидесятниці</w:t>
+      </w:r>
+    </w:p>
+    <w:p>
+      <w:r>
+        <w:rPr>
+          <w:rFonts w:ascii="Times New Roman" w:hAnsi="Times New Roman"/>
+          <w:sz w:val="24"/>
+        </w:rPr>
+        <w:t>Преподобного отця нашого Ісидора Пилусіотського</w:t>
       </w:r>
     </w:p>
     <w:p>
@@ -8089,54 +8086,12 @@
       </w:r>
     </w:p>
     <w:p>
-      <w:pPr>
-        <w:spacing w:after="120" w:lineRule="auto"/>
-        <w:jc w:val="both"/>
-        <w:rPr>
-          <w:rFonts w:ascii="Times New Roman" w:cs="Times New Roman" w:eastAsia="Times New Roman" w:hAnsi="Times New Roman"/>
-          <w:sz w:val="24"/>
-          <w:szCs w:val="24"/>
-        </w:rPr>
-      </w:pPr>
-      <w:r>
-        <w:rPr>
-          <w:rFonts w:ascii="Times New Roman" w:cs="Times New Roman" w:eastAsia="Times New Roman" w:hAnsi="Times New Roman"/>
-          <w:i w:val="1"/>
-          <w:color w:val="ff0000"/>
-          <w:sz w:val="24"/>
-          <w:szCs w:val="24"/>
-          <w:rtl w:val="0"/>
-        </w:rPr>
-        <w:t xml:space="preserve">Священик:</w:t>
-      </w:r>
-      <w:r>
-        <w:rPr>
-          <w:rFonts w:ascii="Times New Roman" w:cs="Times New Roman" w:eastAsia="Times New Roman" w:hAnsi="Times New Roman"/>
-          <w:sz w:val="24"/>
-          <w:szCs w:val="24"/>
-          <w:rtl w:val="0"/>
-        </w:rPr>
-        <w:t xml:space="preserve"> Христос, що воскрес із мертвих, істинний Бог наш, молитвами пречистої своєї Матері, святих, славних і всехвальних апостолів, і святого </w:t>
-      </w:r>
-      <w:r>
-        <w:rPr>
-          <w:rFonts w:ascii="Times New Roman" w:cs="Times New Roman" w:eastAsia="Times New Roman" w:hAnsi="Times New Roman"/>
-          <w:i w:val="1"/>
-          <w:color w:val="ff0000"/>
-          <w:sz w:val="24"/>
-          <w:szCs w:val="24"/>
-          <w:rtl w:val="0"/>
-        </w:rPr>
-        <w:t xml:space="preserve">(ім'я, якого є храм)</w:t>
-      </w:r>
-      <w:r>
-        <w:rPr>
-          <w:rFonts w:ascii="Times New Roman" w:cs="Times New Roman" w:eastAsia="Times New Roman" w:hAnsi="Times New Roman"/>
-          <w:sz w:val="24"/>
-          <w:szCs w:val="24"/>
-          <w:rtl w:val="0"/>
-        </w:rPr>
-        <w:t xml:space="preserve">, і святого …, і всіх святих, помилує і спасе нас, як благий і чоловіколюбець.</w:t>
+      <w:r>
+        <w:rPr>
+          <w:rFonts w:ascii="Times New Roman" w:hAnsi="Times New Roman"/>
+          <w:sz w:val="24"/>
+        </w:rPr>
+        <w:t>Священик: Христос, що воскрес із мертвих, істинний Бог наш, молитвами пречистої своєї Матері, святих, славних і всехвальних апостолів, святого, якого є храм, преподобного отця нашого Ісидора Пилусіотського і всіх святих, помилує і спасе нас, як благий і чоловіколюбець.</w:t>
       </w:r>
     </w:p>
     <w:p>
@@ -24382,54 +24337,12 @@
       </w:r>
     </w:p>
     <w:p>
-      <w:pPr>
-        <w:spacing w:after="120" w:lineRule="auto"/>
-        <w:jc w:val="both"/>
-        <w:rPr>
-          <w:rFonts w:ascii="Times New Roman" w:cs="Times New Roman" w:eastAsia="Times New Roman" w:hAnsi="Times New Roman"/>
-          <w:sz w:val="24"/>
-          <w:szCs w:val="24"/>
-        </w:rPr>
-      </w:pPr>
-      <w:r>
-        <w:rPr>
-          <w:rFonts w:ascii="Times New Roman" w:cs="Times New Roman" w:eastAsia="Times New Roman" w:hAnsi="Times New Roman"/>
-          <w:i w:val="1"/>
-          <w:color w:val="ff0000"/>
-          <w:sz w:val="24"/>
-          <w:szCs w:val="24"/>
-          <w:rtl w:val="0"/>
-        </w:rPr>
-        <w:t xml:space="preserve">Священик:</w:t>
-      </w:r>
-      <w:r>
-        <w:rPr>
-          <w:rFonts w:ascii="Times New Roman" w:cs="Times New Roman" w:eastAsia="Times New Roman" w:hAnsi="Times New Roman"/>
-          <w:sz w:val="24"/>
-          <w:szCs w:val="24"/>
-          <w:rtl w:val="0"/>
-        </w:rPr>
-        <w:t xml:space="preserve"> Христос, що воскрес із мертвих, істинний Бог наш, молитвами пречистої своєї Матері, святих, славних і всехвальних апостолів, і святого </w:t>
-      </w:r>
-      <w:r>
-        <w:rPr>
-          <w:rFonts w:ascii="Times New Roman" w:cs="Times New Roman" w:eastAsia="Times New Roman" w:hAnsi="Times New Roman"/>
-          <w:i w:val="1"/>
-          <w:color w:val="ff0000"/>
-          <w:sz w:val="24"/>
-          <w:szCs w:val="24"/>
-          <w:rtl w:val="0"/>
-        </w:rPr>
-        <w:t xml:space="preserve">(ім'я, якого є храм)</w:t>
-      </w:r>
-      <w:r>
-        <w:rPr>
-          <w:rFonts w:ascii="Times New Roman" w:cs="Times New Roman" w:eastAsia="Times New Roman" w:hAnsi="Times New Roman"/>
-          <w:sz w:val="24"/>
-          <w:szCs w:val="24"/>
-          <w:rtl w:val="0"/>
-        </w:rPr>
-        <w:t xml:space="preserve">, і святого …, і всіх святих, помилує і спасе нас, як благий і чоловіколюбець.</w:t>
+      <w:r>
+        <w:rPr>
+          <w:rFonts w:ascii="Times New Roman" w:hAnsi="Times New Roman"/>
+          <w:sz w:val="24"/>
+        </w:rPr>
+        <w:t>Священик: Христос, що воскрес із мертвих, істинний Бог наш, молитвами пречистої своєї Матері, святих, славних і всехвальних апостолів, святого, якого є храм, преподобного отця нашого Ісидора Пилусіотського і всіх святих, помилує і спасе нас, як благий і чоловіколюбець.</w:t>
       </w:r>
     </w:p>
     <w:p>
